--- a/03_report/tables/regression_results_h2_h4.docx
+++ b/03_report/tables/regression_results_h2_h4.docx
@@ -19,8 +19,7 @@
       </w:tblPr>
       <w:tr>
         <w:trPr>
-          <w:trHeight w:val="519" w:hRule="auto"/>
-          <w:tblHeader/>
+          <w:trHeight w:val="495" w:hRule="auto"/>
         </w:trPr>
         <w:tc>
           <w:tcPr>
@@ -57,8 +56,8 @@
                 <w:b w:val="true"/>
                 <w:u w:val="none"/>
                 <w:strike w:val="false"/>
-                <w:sz w:val="20"/>
-                <w:szCs w:val="20"/>
+                <w:sz w:val="18"/>
+                <w:szCs w:val="18"/>
                 <w:color w:val="000000"/>
               </w:rPr>
             </w:pPr>
@@ -69,8 +68,8 @@
                 <w:b w:val="true"/>
                 <w:u w:val="none"/>
                 <w:strike w:val="false"/>
-                <w:sz w:val="20"/>
-                <w:szCs w:val="20"/>
+                <w:sz w:val="18"/>
+                <w:szCs w:val="18"/>
                 <w:color w:val="000000"/>
               </w:rPr>
               <w:t xml:space="preserve"> </w:t>
@@ -112,8 +111,8 @@
                 <w:b w:val="true"/>
                 <w:u w:val="none"/>
                 <w:strike w:val="false"/>
-                <w:sz w:val="20"/>
-                <w:szCs w:val="20"/>
+                <w:sz w:val="18"/>
+                <w:szCs w:val="18"/>
                 <w:color w:val="000000"/>
               </w:rPr>
             </w:pPr>
@@ -124,8 +123,8 @@
                 <w:b w:val="true"/>
                 <w:u w:val="none"/>
                 <w:strike w:val="false"/>
-                <w:sz w:val="20"/>
-                <w:szCs w:val="20"/>
+                <w:sz w:val="18"/>
+                <w:szCs w:val="18"/>
                 <w:color w:val="000000"/>
               </w:rPr>
               <w:t xml:space="preserve">H2a/H2b: Context quality</w:t>
@@ -167,8 +166,8 @@
                 <w:b w:val="true"/>
                 <w:u w:val="none"/>
                 <w:strike w:val="false"/>
-                <w:sz w:val="20"/>
-                <w:szCs w:val="20"/>
+                <w:sz w:val="18"/>
+                <w:szCs w:val="18"/>
                 <w:color w:val="000000"/>
               </w:rPr>
             </w:pPr>
@@ -179,8 +178,8 @@
                 <w:b w:val="true"/>
                 <w:u w:val="none"/>
                 <w:strike w:val="false"/>
-                <w:sz w:val="20"/>
-                <w:szCs w:val="20"/>
+                <w:sz w:val="18"/>
+                <w:szCs w:val="18"/>
                 <w:color w:val="000000"/>
               </w:rPr>
               <w:t xml:space="preserve">H3: Coordination efficiency</w:t>
@@ -222,8 +221,8 @@
                 <w:b w:val="true"/>
                 <w:u w:val="none"/>
                 <w:strike w:val="false"/>
-                <w:sz w:val="20"/>
-                <w:szCs w:val="20"/>
+                <w:sz w:val="18"/>
+                <w:szCs w:val="18"/>
                 <w:color w:val="000000"/>
               </w:rPr>
             </w:pPr>
@@ -234,8 +233,8 @@
                 <w:b w:val="true"/>
                 <w:u w:val="none"/>
                 <w:strike w:val="false"/>
-                <w:sz w:val="20"/>
-                <w:szCs w:val="20"/>
+                <w:sz w:val="18"/>
+                <w:szCs w:val="18"/>
                 <w:color w:val="000000"/>
               </w:rPr>
               <w:t xml:space="preserve">H4: Coordination effectiveness</w:t>
@@ -245,7 +244,7 @@
       </w:tr>
       <w:tr>
         <w:trPr>
-          <w:trHeight w:val="744" w:hRule="auto"/>
+          <w:trHeight w:val="696" w:hRule="auto"/>
         </w:trPr>
         <w:tc>
           <w:tcPr>
@@ -282,8 +281,8 @@
                 <w:b w:val="false"/>
                 <w:u w:val="none"/>
                 <w:strike w:val="false"/>
-                <w:sz w:val="20"/>
-                <w:szCs w:val="20"/>
+                <w:sz w:val="18"/>
+                <w:szCs w:val="18"/>
                 <w:color w:val="000000"/>
               </w:rPr>
             </w:pPr>
@@ -294,8 +293,8 @@
                 <w:b w:val="false"/>
                 <w:u w:val="none"/>
                 <w:strike w:val="false"/>
-                <w:sz w:val="20"/>
-                <w:szCs w:val="20"/>
+                <w:sz w:val="18"/>
+                <w:szCs w:val="18"/>
                 <w:color w:val="000000"/>
               </w:rPr>
               <w:t xml:space="preserve">Intercept</w:t>
@@ -337,8 +336,8 @@
                 <w:b w:val="false"/>
                 <w:u w:val="none"/>
                 <w:strike w:val="false"/>
-                <w:sz w:val="20"/>
-                <w:szCs w:val="20"/>
+                <w:sz w:val="18"/>
+                <w:szCs w:val="18"/>
                 <w:color w:val="000000"/>
               </w:rPr>
             </w:pPr>
@@ -349,8 +348,8 @@
                 <w:b w:val="false"/>
                 <w:u w:val="none"/>
                 <w:strike w:val="false"/>
-                <w:sz w:val="20"/>
-                <w:szCs w:val="20"/>
+                <w:sz w:val="18"/>
+                <w:szCs w:val="18"/>
                 <w:color w:val="000000"/>
               </w:rPr>
               <w:t xml:space="preserve">0.676***</w:t>
@@ -362,8 +361,8 @@
                 <w:b w:val="false"/>
                 <w:u w:val="none"/>
                 <w:strike w:val="false"/>
-                <w:sz w:val="20"/>
-                <w:szCs w:val="20"/>
+                <w:sz w:val="18"/>
+                <w:szCs w:val="18"/>
                 <w:color w:val="000000"/>
               </w:rPr>
               <w:br/>
@@ -375,8 +374,8 @@
                 <w:b w:val="false"/>
                 <w:u w:val="none"/>
                 <w:strike w:val="false"/>
-                <w:sz w:val="20"/>
-                <w:szCs w:val="20"/>
+                <w:sz w:val="18"/>
+                <w:szCs w:val="18"/>
                 <w:color w:val="000000"/>
               </w:rPr>
               <w:t xml:space="preserve">(0.012)</w:t>
@@ -418,8 +417,8 @@
                 <w:b w:val="false"/>
                 <w:u w:val="none"/>
                 <w:strike w:val="false"/>
-                <w:sz w:val="20"/>
-                <w:szCs w:val="20"/>
+                <w:sz w:val="18"/>
+                <w:szCs w:val="18"/>
                 <w:color w:val="000000"/>
               </w:rPr>
             </w:pPr>
@@ -430,8 +429,8 @@
                 <w:b w:val="false"/>
                 <w:u w:val="none"/>
                 <w:strike w:val="false"/>
-                <w:sz w:val="20"/>
-                <w:szCs w:val="20"/>
+                <w:sz w:val="18"/>
+                <w:szCs w:val="18"/>
                 <w:color w:val="000000"/>
               </w:rPr>
               <w:t xml:space="preserve">0.641**</w:t>
@@ -443,8 +442,8 @@
                 <w:b w:val="false"/>
                 <w:u w:val="none"/>
                 <w:strike w:val="false"/>
-                <w:sz w:val="20"/>
-                <w:szCs w:val="20"/>
+                <w:sz w:val="18"/>
+                <w:szCs w:val="18"/>
                 <w:color w:val="000000"/>
               </w:rPr>
               <w:br/>
@@ -456,8 +455,8 @@
                 <w:b w:val="false"/>
                 <w:u w:val="none"/>
                 <w:strike w:val="false"/>
-                <w:sz w:val="20"/>
-                <w:szCs w:val="20"/>
+                <w:sz w:val="18"/>
+                <w:szCs w:val="18"/>
                 <w:color w:val="000000"/>
               </w:rPr>
               <w:t xml:space="preserve">(0.239)</w:t>
@@ -499,8 +498,8 @@
                 <w:b w:val="false"/>
                 <w:u w:val="none"/>
                 <w:strike w:val="false"/>
-                <w:sz w:val="20"/>
-                <w:szCs w:val="20"/>
+                <w:sz w:val="18"/>
+                <w:szCs w:val="18"/>
                 <w:color w:val="000000"/>
               </w:rPr>
             </w:pPr>
@@ -511,8 +510,8 @@
                 <w:b w:val="false"/>
                 <w:u w:val="none"/>
                 <w:strike w:val="false"/>
-                <w:sz w:val="20"/>
-                <w:szCs w:val="20"/>
+                <w:sz w:val="18"/>
+                <w:szCs w:val="18"/>
                 <w:color w:val="000000"/>
               </w:rPr>
               <w:t xml:space="preserve">-5.720***</w:t>
@@ -524,8 +523,8 @@
                 <w:b w:val="false"/>
                 <w:u w:val="none"/>
                 <w:strike w:val="false"/>
-                <w:sz w:val="20"/>
-                <w:szCs w:val="20"/>
+                <w:sz w:val="18"/>
+                <w:szCs w:val="18"/>
                 <w:color w:val="000000"/>
               </w:rPr>
               <w:br/>
@@ -537,8 +536,8 @@
                 <w:b w:val="false"/>
                 <w:u w:val="none"/>
                 <w:strike w:val="false"/>
-                <w:sz w:val="20"/>
-                <w:szCs w:val="20"/>
+                <w:sz w:val="18"/>
+                <w:szCs w:val="18"/>
                 <w:color w:val="000000"/>
               </w:rPr>
               <w:t xml:space="preserve">(0.970)</w:t>
@@ -548,7 +547,7 @@
       </w:tr>
       <w:tr>
         <w:trPr>
-          <w:trHeight w:val="744" w:hRule="auto"/>
+          <w:trHeight w:val="696" w:hRule="auto"/>
         </w:trPr>
         <w:tc>
           <w:tcPr>
@@ -585,8 +584,8 @@
                 <w:b w:val="false"/>
                 <w:u w:val="none"/>
                 <w:strike w:val="false"/>
-                <w:sz w:val="20"/>
-                <w:szCs w:val="20"/>
+                <w:sz w:val="18"/>
+                <w:szCs w:val="18"/>
                 <w:color w:val="000000"/>
               </w:rPr>
             </w:pPr>
@@ -597,8 +596,8 @@
                 <w:b w:val="false"/>
                 <w:u w:val="none"/>
                 <w:strike w:val="false"/>
-                <w:sz w:val="20"/>
-                <w:szCs w:val="20"/>
+                <w:sz w:val="18"/>
+                <w:szCs w:val="18"/>
                 <w:color w:val="000000"/>
               </w:rPr>
               <w:t xml:space="preserve">Context quality</w:t>
@@ -640,8 +639,8 @@
                 <w:b w:val="false"/>
                 <w:u w:val="none"/>
                 <w:strike w:val="false"/>
-                <w:sz w:val="20"/>
-                <w:szCs w:val="20"/>
+                <w:sz w:val="18"/>
+                <w:szCs w:val="18"/>
                 <w:color w:val="000000"/>
               </w:rPr>
             </w:pPr>
@@ -652,8 +651,8 @@
                 <w:b w:val="false"/>
                 <w:u w:val="none"/>
                 <w:strike w:val="false"/>
-                <w:sz w:val="20"/>
-                <w:szCs w:val="20"/>
+                <w:sz w:val="18"/>
+                <w:szCs w:val="18"/>
                 <w:color w:val="000000"/>
               </w:rPr>
               <w:t xml:space="preserve"/>
@@ -695,8 +694,8 @@
                 <w:b w:val="false"/>
                 <w:u w:val="none"/>
                 <w:strike w:val="false"/>
-                <w:sz w:val="20"/>
-                <w:szCs w:val="20"/>
+                <w:sz w:val="18"/>
+                <w:szCs w:val="18"/>
                 <w:color w:val="000000"/>
               </w:rPr>
             </w:pPr>
@@ -707,8 +706,8 @@
                 <w:b w:val="false"/>
                 <w:u w:val="none"/>
                 <w:strike w:val="false"/>
-                <w:sz w:val="20"/>
-                <w:szCs w:val="20"/>
+                <w:sz w:val="18"/>
+                <w:szCs w:val="18"/>
                 <w:color w:val="000000"/>
               </w:rPr>
               <w:t xml:space="preserve">-0.886**</w:t>
@@ -720,8 +719,8 @@
                 <w:b w:val="false"/>
                 <w:u w:val="none"/>
                 <w:strike w:val="false"/>
-                <w:sz w:val="20"/>
-                <w:szCs w:val="20"/>
+                <w:sz w:val="18"/>
+                <w:szCs w:val="18"/>
                 <w:color w:val="000000"/>
               </w:rPr>
               <w:br/>
@@ -733,8 +732,8 @@
                 <w:b w:val="false"/>
                 <w:u w:val="none"/>
                 <w:strike w:val="false"/>
-                <w:sz w:val="20"/>
-                <w:szCs w:val="20"/>
+                <w:sz w:val="18"/>
+                <w:szCs w:val="18"/>
                 <w:color w:val="000000"/>
               </w:rPr>
               <w:t xml:space="preserve">(0.341)</w:t>
@@ -776,8 +775,8 @@
                 <w:b w:val="false"/>
                 <w:u w:val="none"/>
                 <w:strike w:val="false"/>
-                <w:sz w:val="20"/>
-                <w:szCs w:val="20"/>
+                <w:sz w:val="18"/>
+                <w:szCs w:val="18"/>
                 <w:color w:val="000000"/>
               </w:rPr>
             </w:pPr>
@@ -788,8 +787,8 @@
                 <w:b w:val="false"/>
                 <w:u w:val="none"/>
                 <w:strike w:val="false"/>
-                <w:sz w:val="20"/>
-                <w:szCs w:val="20"/>
+                <w:sz w:val="18"/>
+                <w:szCs w:val="18"/>
                 <w:color w:val="000000"/>
               </w:rPr>
               <w:t xml:space="preserve">10.431***</w:t>
@@ -801,8 +800,8 @@
                 <w:b w:val="false"/>
                 <w:u w:val="none"/>
                 <w:strike w:val="false"/>
-                <w:sz w:val="20"/>
-                <w:szCs w:val="20"/>
+                <w:sz w:val="18"/>
+                <w:szCs w:val="18"/>
                 <w:color w:val="000000"/>
               </w:rPr>
               <w:br/>
@@ -814,8 +813,8 @@
                 <w:b w:val="false"/>
                 <w:u w:val="none"/>
                 <w:strike w:val="false"/>
-                <w:sz w:val="20"/>
-                <w:szCs w:val="20"/>
+                <w:sz w:val="18"/>
+                <w:szCs w:val="18"/>
                 <w:color w:val="000000"/>
               </w:rPr>
               <w:t xml:space="preserve">(1.476)</w:t>
@@ -825,7 +824,7 @@
       </w:tr>
       <w:tr>
         <w:trPr>
-          <w:trHeight w:val="744" w:hRule="auto"/>
+          <w:trHeight w:val="696" w:hRule="auto"/>
         </w:trPr>
         <w:tc>
           <w:tcPr>
@@ -862,8 +861,8 @@
                 <w:b w:val="false"/>
                 <w:u w:val="none"/>
                 <w:strike w:val="false"/>
-                <w:sz w:val="20"/>
-                <w:szCs w:val="20"/>
+                <w:sz w:val="18"/>
+                <w:szCs w:val="18"/>
                 <w:color w:val="000000"/>
               </w:rPr>
             </w:pPr>
@@ -874,8 +873,8 @@
                 <w:b w:val="false"/>
                 <w:u w:val="none"/>
                 <w:strike w:val="false"/>
-                <w:sz w:val="20"/>
-                <w:szCs w:val="20"/>
+                <w:sz w:val="18"/>
+                <w:szCs w:val="18"/>
                 <w:color w:val="000000"/>
               </w:rPr>
               <w:t xml:space="preserve">Low transparency</w:t>
@@ -917,8 +916,8 @@
                 <w:b w:val="false"/>
                 <w:u w:val="none"/>
                 <w:strike w:val="false"/>
-                <w:sz w:val="20"/>
-                <w:szCs w:val="20"/>
+                <w:sz w:val="18"/>
+                <w:szCs w:val="18"/>
                 <w:color w:val="000000"/>
               </w:rPr>
             </w:pPr>
@@ -929,8 +928,8 @@
                 <w:b w:val="false"/>
                 <w:u w:val="none"/>
                 <w:strike w:val="false"/>
-                <w:sz w:val="20"/>
-                <w:szCs w:val="20"/>
+                <w:sz w:val="18"/>
+                <w:szCs w:val="18"/>
                 <w:color w:val="000000"/>
               </w:rPr>
               <w:t xml:space="preserve">-0.007</w:t>
@@ -942,8 +941,8 @@
                 <w:b w:val="false"/>
                 <w:u w:val="none"/>
                 <w:strike w:val="false"/>
-                <w:sz w:val="20"/>
-                <w:szCs w:val="20"/>
+                <w:sz w:val="18"/>
+                <w:szCs w:val="18"/>
                 <w:color w:val="000000"/>
               </w:rPr>
               <w:br/>
@@ -955,8 +954,8 @@
                 <w:b w:val="false"/>
                 <w:u w:val="none"/>
                 <w:strike w:val="false"/>
-                <w:sz w:val="20"/>
-                <w:szCs w:val="20"/>
+                <w:sz w:val="18"/>
+                <w:szCs w:val="18"/>
                 <w:color w:val="000000"/>
               </w:rPr>
               <w:t xml:space="preserve">(0.017)</w:t>
@@ -998,8 +997,8 @@
                 <w:b w:val="false"/>
                 <w:u w:val="none"/>
                 <w:strike w:val="false"/>
-                <w:sz w:val="20"/>
-                <w:szCs w:val="20"/>
+                <w:sz w:val="18"/>
+                <w:szCs w:val="18"/>
                 <w:color w:val="000000"/>
               </w:rPr>
             </w:pPr>
@@ -1010,8 +1009,8 @@
                 <w:b w:val="false"/>
                 <w:u w:val="none"/>
                 <w:strike w:val="false"/>
-                <w:sz w:val="20"/>
-                <w:szCs w:val="20"/>
+                <w:sz w:val="18"/>
+                <w:szCs w:val="18"/>
                 <w:color w:val="000000"/>
               </w:rPr>
               <w:t xml:space="preserve">-0.503***</w:t>
@@ -1023,8 +1022,8 @@
                 <w:b w:val="false"/>
                 <w:u w:val="none"/>
                 <w:strike w:val="false"/>
-                <w:sz w:val="20"/>
-                <w:szCs w:val="20"/>
+                <w:sz w:val="18"/>
+                <w:szCs w:val="18"/>
                 <w:color w:val="000000"/>
               </w:rPr>
               <w:br/>
@@ -1036,8 +1035,8 @@
                 <w:b w:val="false"/>
                 <w:u w:val="none"/>
                 <w:strike w:val="false"/>
-                <w:sz w:val="20"/>
-                <w:szCs w:val="20"/>
+                <w:sz w:val="18"/>
+                <w:szCs w:val="18"/>
                 <w:color w:val="000000"/>
               </w:rPr>
               <w:t xml:space="preserve">(0.138)</w:t>
@@ -1079,8 +1078,8 @@
                 <w:b w:val="false"/>
                 <w:u w:val="none"/>
                 <w:strike w:val="false"/>
-                <w:sz w:val="20"/>
-                <w:szCs w:val="20"/>
+                <w:sz w:val="18"/>
+                <w:szCs w:val="18"/>
                 <w:color w:val="000000"/>
               </w:rPr>
             </w:pPr>
@@ -1091,8 +1090,8 @@
                 <w:b w:val="false"/>
                 <w:u w:val="none"/>
                 <w:strike w:val="false"/>
-                <w:sz w:val="20"/>
-                <w:szCs w:val="20"/>
+                <w:sz w:val="18"/>
+                <w:szCs w:val="18"/>
                 <w:color w:val="000000"/>
               </w:rPr>
               <w:t xml:space="preserve">0.288</w:t>
@@ -1104,8 +1103,8 @@
                 <w:b w:val="false"/>
                 <w:u w:val="none"/>
                 <w:strike w:val="false"/>
-                <w:sz w:val="20"/>
-                <w:szCs w:val="20"/>
+                <w:sz w:val="18"/>
+                <w:szCs w:val="18"/>
                 <w:color w:val="000000"/>
               </w:rPr>
               <w:br/>
@@ -1117,8 +1116,8 @@
                 <w:b w:val="false"/>
                 <w:u w:val="none"/>
                 <w:strike w:val="false"/>
-                <w:sz w:val="20"/>
-                <w:szCs w:val="20"/>
+                <w:sz w:val="18"/>
+                <w:szCs w:val="18"/>
                 <w:color w:val="000000"/>
               </w:rPr>
               <w:t xml:space="preserve">(0.358)</w:t>
@@ -1128,7 +1127,7 @@
       </w:tr>
       <w:tr>
         <w:trPr>
-          <w:trHeight w:val="744" w:hRule="auto"/>
+          <w:trHeight w:val="696" w:hRule="auto"/>
         </w:trPr>
         <w:tc>
           <w:tcPr>
@@ -1165,8 +1164,8 @@
                 <w:b w:val="false"/>
                 <w:u w:val="none"/>
                 <w:strike w:val="false"/>
-                <w:sz w:val="20"/>
-                <w:szCs w:val="20"/>
+                <w:sz w:val="18"/>
+                <w:szCs w:val="18"/>
                 <w:color w:val="000000"/>
               </w:rPr>
             </w:pPr>
@@ -1177,8 +1176,8 @@
                 <w:b w:val="false"/>
                 <w:u w:val="none"/>
                 <w:strike w:val="false"/>
-                <w:sz w:val="20"/>
-                <w:szCs w:val="20"/>
+                <w:sz w:val="18"/>
+                <w:szCs w:val="18"/>
                 <w:color w:val="000000"/>
               </w:rPr>
               <w:t xml:space="preserve">High transparency</w:t>
@@ -1220,8 +1219,8 @@
                 <w:b w:val="false"/>
                 <w:u w:val="none"/>
                 <w:strike w:val="false"/>
-                <w:sz w:val="20"/>
-                <w:szCs w:val="20"/>
+                <w:sz w:val="18"/>
+                <w:szCs w:val="18"/>
                 <w:color w:val="000000"/>
               </w:rPr>
             </w:pPr>
@@ -1232,8 +1231,8 @@
                 <w:b w:val="false"/>
                 <w:u w:val="none"/>
                 <w:strike w:val="false"/>
-                <w:sz w:val="20"/>
-                <w:szCs w:val="20"/>
+                <w:sz w:val="18"/>
+                <w:szCs w:val="18"/>
                 <w:color w:val="000000"/>
               </w:rPr>
               <w:t xml:space="preserve">-0.049**</w:t>
@@ -1245,8 +1244,8 @@
                 <w:b w:val="false"/>
                 <w:u w:val="none"/>
                 <w:strike w:val="false"/>
-                <w:sz w:val="20"/>
-                <w:szCs w:val="20"/>
+                <w:sz w:val="18"/>
+                <w:szCs w:val="18"/>
                 <w:color w:val="000000"/>
               </w:rPr>
               <w:br/>
@@ -1258,8 +1257,8 @@
                 <w:b w:val="false"/>
                 <w:u w:val="none"/>
                 <w:strike w:val="false"/>
-                <w:sz w:val="20"/>
-                <w:szCs w:val="20"/>
+                <w:sz w:val="18"/>
+                <w:szCs w:val="18"/>
                 <w:color w:val="000000"/>
               </w:rPr>
               <w:t xml:space="preserve">(0.018)</w:t>
@@ -1301,8 +1300,8 @@
                 <w:b w:val="false"/>
                 <w:u w:val="none"/>
                 <w:strike w:val="false"/>
-                <w:sz w:val="20"/>
-                <w:szCs w:val="20"/>
+                <w:sz w:val="18"/>
+                <w:szCs w:val="18"/>
                 <w:color w:val="000000"/>
               </w:rPr>
             </w:pPr>
@@ -1313,8 +1312,8 @@
                 <w:b w:val="false"/>
                 <w:u w:val="none"/>
                 <w:strike w:val="false"/>
-                <w:sz w:val="20"/>
-                <w:szCs w:val="20"/>
+                <w:sz w:val="18"/>
+                <w:szCs w:val="18"/>
                 <w:color w:val="000000"/>
               </w:rPr>
               <w:t xml:space="preserve">0.329***</w:t>
@@ -1326,8 +1325,8 @@
                 <w:b w:val="false"/>
                 <w:u w:val="none"/>
                 <w:strike w:val="false"/>
-                <w:sz w:val="20"/>
-                <w:szCs w:val="20"/>
+                <w:sz w:val="18"/>
+                <w:szCs w:val="18"/>
                 <w:color w:val="000000"/>
               </w:rPr>
               <w:br/>
@@ -1339,8 +1338,8 @@
                 <w:b w:val="false"/>
                 <w:u w:val="none"/>
                 <w:strike w:val="false"/>
-                <w:sz w:val="20"/>
-                <w:szCs w:val="20"/>
+                <w:sz w:val="18"/>
+                <w:szCs w:val="18"/>
                 <w:color w:val="000000"/>
               </w:rPr>
               <w:t xml:space="preserve">(0.097)</w:t>
@@ -1382,8 +1381,8 @@
                 <w:b w:val="false"/>
                 <w:u w:val="none"/>
                 <w:strike w:val="false"/>
-                <w:sz w:val="20"/>
-                <w:szCs w:val="20"/>
+                <w:sz w:val="18"/>
+                <w:szCs w:val="18"/>
                 <w:color w:val="000000"/>
               </w:rPr>
             </w:pPr>
@@ -1394,8 +1393,8 @@
                 <w:b w:val="false"/>
                 <w:u w:val="none"/>
                 <w:strike w:val="false"/>
-                <w:sz w:val="20"/>
-                <w:szCs w:val="20"/>
+                <w:sz w:val="18"/>
+                <w:szCs w:val="18"/>
                 <w:color w:val="000000"/>
               </w:rPr>
               <w:t xml:space="preserve">-0.642+</w:t>
@@ -1407,8 +1406,8 @@
                 <w:b w:val="false"/>
                 <w:u w:val="none"/>
                 <w:strike w:val="false"/>
-                <w:sz w:val="20"/>
-                <w:szCs w:val="20"/>
+                <w:sz w:val="18"/>
+                <w:szCs w:val="18"/>
                 <w:color w:val="000000"/>
               </w:rPr>
               <w:br/>
@@ -1420,8 +1419,8 @@
                 <w:b w:val="false"/>
                 <w:u w:val="none"/>
                 <w:strike w:val="false"/>
-                <w:sz w:val="20"/>
-                <w:szCs w:val="20"/>
+                <w:sz w:val="18"/>
+                <w:szCs w:val="18"/>
                 <w:color w:val="000000"/>
               </w:rPr>
               <w:t xml:space="preserve">(0.364)</w:t>
@@ -1431,7 +1430,7 @@
       </w:tr>
       <w:tr>
         <w:trPr>
-          <w:trHeight w:val="504" w:hRule="auto"/>
+          <w:trHeight w:val="480" w:hRule="auto"/>
         </w:trPr>
         <w:tc>
           <w:tcPr>
@@ -1468,8 +1467,8 @@
                 <w:b w:val="false"/>
                 <w:u w:val="none"/>
                 <w:strike w:val="false"/>
-                <w:sz w:val="20"/>
-                <w:szCs w:val="20"/>
+                <w:sz w:val="18"/>
+                <w:szCs w:val="18"/>
                 <w:color w:val="000000"/>
               </w:rPr>
             </w:pPr>
@@ -1480,8 +1479,8 @@
                 <w:b w:val="false"/>
                 <w:u w:val="none"/>
                 <w:strike w:val="false"/>
-                <w:sz w:val="20"/>
-                <w:szCs w:val="20"/>
+                <w:sz w:val="18"/>
+                <w:szCs w:val="18"/>
                 <w:color w:val="000000"/>
               </w:rPr>
               <w:t xml:space="preserve">Observations</w:t>
@@ -1523,8 +1522,8 @@
                 <w:b w:val="false"/>
                 <w:u w:val="none"/>
                 <w:strike w:val="false"/>
-                <w:sz w:val="20"/>
-                <w:szCs w:val="20"/>
+                <w:sz w:val="18"/>
+                <w:szCs w:val="18"/>
                 <w:color w:val="000000"/>
               </w:rPr>
             </w:pPr>
@@ -1535,8 +1534,8 @@
                 <w:b w:val="false"/>
                 <w:u w:val="none"/>
                 <w:strike w:val="false"/>
-                <w:sz w:val="20"/>
-                <w:szCs w:val="20"/>
+                <w:sz w:val="18"/>
+                <w:szCs w:val="18"/>
                 <w:color w:val="000000"/>
               </w:rPr>
               <w:t xml:space="preserve">300</w:t>
@@ -1578,8 +1577,8 @@
                 <w:b w:val="false"/>
                 <w:u w:val="none"/>
                 <w:strike w:val="false"/>
-                <w:sz w:val="20"/>
-                <w:szCs w:val="20"/>
+                <w:sz w:val="18"/>
+                <w:szCs w:val="18"/>
                 <w:color w:val="000000"/>
               </w:rPr>
             </w:pPr>
@@ -1590,8 +1589,8 @@
                 <w:b w:val="false"/>
                 <w:u w:val="none"/>
                 <w:strike w:val="false"/>
-                <w:sz w:val="20"/>
-                <w:szCs w:val="20"/>
+                <w:sz w:val="18"/>
+                <w:szCs w:val="18"/>
                 <w:color w:val="000000"/>
               </w:rPr>
               <w:t xml:space="preserve">300</w:t>
@@ -1633,8 +1632,8 @@
                 <w:b w:val="false"/>
                 <w:u w:val="none"/>
                 <w:strike w:val="false"/>
-                <w:sz w:val="20"/>
-                <w:szCs w:val="20"/>
+                <w:sz w:val="18"/>
+                <w:szCs w:val="18"/>
                 <w:color w:val="000000"/>
               </w:rPr>
             </w:pPr>
@@ -1645,8 +1644,8 @@
                 <w:b w:val="false"/>
                 <w:u w:val="none"/>
                 <w:strike w:val="false"/>
-                <w:sz w:val="20"/>
-                <w:szCs w:val="20"/>
+                <w:sz w:val="18"/>
+                <w:szCs w:val="18"/>
                 <w:color w:val="000000"/>
               </w:rPr>
               <w:t xml:space="preserve">300</w:t>
@@ -1656,7 +1655,7 @@
       </w:tr>
       <w:tr>
         <w:trPr>
-          <w:trHeight w:val="504" w:hRule="auto"/>
+          <w:trHeight w:val="480" w:hRule="auto"/>
         </w:trPr>
         <w:tc>
           <w:tcPr>
@@ -1693,8 +1692,8 @@
                 <w:b w:val="false"/>
                 <w:u w:val="none"/>
                 <w:strike w:val="false"/>
-                <w:sz w:val="20"/>
-                <w:szCs w:val="20"/>
+                <w:sz w:val="18"/>
+                <w:szCs w:val="18"/>
                 <w:color w:val="000000"/>
               </w:rPr>
             </w:pPr>
@@ -1705,8 +1704,8 @@
                 <w:b w:val="false"/>
                 <w:u w:val="none"/>
                 <w:strike w:val="false"/>
-                <w:sz w:val="20"/>
-                <w:szCs w:val="20"/>
+                <w:sz w:val="18"/>
+                <w:szCs w:val="18"/>
                 <w:color w:val="000000"/>
               </w:rPr>
               <w:t xml:space="preserve">R²</w:t>
@@ -1748,8 +1747,8 @@
                 <w:b w:val="false"/>
                 <w:u w:val="none"/>
                 <w:strike w:val="false"/>
-                <w:sz w:val="20"/>
-                <w:szCs w:val="20"/>
+                <w:sz w:val="18"/>
+                <w:szCs w:val="18"/>
                 <w:color w:val="000000"/>
               </w:rPr>
             </w:pPr>
@@ -1760,8 +1759,8 @@
                 <w:b w:val="false"/>
                 <w:u w:val="none"/>
                 <w:strike w:val="false"/>
-                <w:sz w:val="20"/>
-                <w:szCs w:val="20"/>
+                <w:sz w:val="18"/>
+                <w:szCs w:val="18"/>
                 <w:color w:val="000000"/>
               </w:rPr>
               <w:t xml:space="preserve">0.030</w:t>
@@ -1803,8 +1802,8 @@
                 <w:b w:val="false"/>
                 <w:u w:val="none"/>
                 <w:strike w:val="false"/>
-                <w:sz w:val="20"/>
-                <w:szCs w:val="20"/>
+                <w:sz w:val="18"/>
+                <w:szCs w:val="18"/>
                 <w:color w:val="000000"/>
               </w:rPr>
             </w:pPr>
@@ -1815,8 +1814,8 @@
                 <w:b w:val="false"/>
                 <w:u w:val="none"/>
                 <w:strike w:val="false"/>
-                <w:sz w:val="20"/>
-                <w:szCs w:val="20"/>
+                <w:sz w:val="18"/>
+                <w:szCs w:val="18"/>
                 <w:color w:val="000000"/>
               </w:rPr>
               <w:t xml:space="preserve">0.164</w:t>
@@ -1858,8 +1857,8 @@
                 <w:b w:val="false"/>
                 <w:u w:val="none"/>
                 <w:strike w:val="false"/>
-                <w:sz w:val="20"/>
-                <w:szCs w:val="20"/>
+                <w:sz w:val="18"/>
+                <w:szCs w:val="18"/>
                 <w:color w:val="000000"/>
               </w:rPr>
             </w:pPr>
@@ -1870,8 +1869,8 @@
                 <w:b w:val="false"/>
                 <w:u w:val="none"/>
                 <w:strike w:val="false"/>
-                <w:sz w:val="20"/>
-                <w:szCs w:val="20"/>
+                <w:sz w:val="18"/>
+                <w:szCs w:val="18"/>
                 <w:color w:val="000000"/>
               </w:rPr>
               <w:t xml:space="preserve"/>
@@ -1881,7 +1880,7 @@
       </w:tr>
       <w:tr>
         <w:trPr>
-          <w:trHeight w:val="514" w:hRule="auto"/>
+          <w:trHeight w:val="490" w:hRule="auto"/>
         </w:trPr>
         <w:tc>
           <w:tcPr>
@@ -1918,8 +1917,8 @@
                 <w:b w:val="false"/>
                 <w:u w:val="none"/>
                 <w:strike w:val="false"/>
-                <w:sz w:val="20"/>
-                <w:szCs w:val="20"/>
+                <w:sz w:val="18"/>
+                <w:szCs w:val="18"/>
                 <w:color w:val="000000"/>
               </w:rPr>
             </w:pPr>
@@ -1930,8 +1929,8 @@
                 <w:b w:val="false"/>
                 <w:u w:val="none"/>
                 <w:strike w:val="false"/>
-                <w:sz w:val="20"/>
-                <w:szCs w:val="20"/>
+                <w:sz w:val="18"/>
+                <w:szCs w:val="18"/>
                 <w:color w:val="000000"/>
               </w:rPr>
               <w:t xml:space="preserve">Adjusted R²</w:t>
@@ -1973,8 +1972,8 @@
                 <w:b w:val="false"/>
                 <w:u w:val="none"/>
                 <w:strike w:val="false"/>
-                <w:sz w:val="20"/>
-                <w:szCs w:val="20"/>
+                <w:sz w:val="18"/>
+                <w:szCs w:val="18"/>
                 <w:color w:val="000000"/>
               </w:rPr>
             </w:pPr>
@@ -1985,8 +1984,8 @@
                 <w:b w:val="false"/>
                 <w:u w:val="none"/>
                 <w:strike w:val="false"/>
-                <w:sz w:val="20"/>
-                <w:szCs w:val="20"/>
+                <w:sz w:val="18"/>
+                <w:szCs w:val="18"/>
                 <w:color w:val="000000"/>
               </w:rPr>
               <w:t xml:space="preserve">0.024</w:t>
@@ -2028,8 +2027,8 @@
                 <w:b w:val="false"/>
                 <w:u w:val="none"/>
                 <w:strike w:val="false"/>
-                <w:sz w:val="20"/>
-                <w:szCs w:val="20"/>
+                <w:sz w:val="18"/>
+                <w:szCs w:val="18"/>
                 <w:color w:val="000000"/>
               </w:rPr>
             </w:pPr>
@@ -2040,8 +2039,8 @@
                 <w:b w:val="false"/>
                 <w:u w:val="none"/>
                 <w:strike w:val="false"/>
-                <w:sz w:val="20"/>
-                <w:szCs w:val="20"/>
+                <w:sz w:val="18"/>
+                <w:szCs w:val="18"/>
                 <w:color w:val="000000"/>
               </w:rPr>
               <w:t xml:space="preserve">0.156</w:t>
@@ -2083,8 +2082,8 @@
                 <w:b w:val="false"/>
                 <w:u w:val="none"/>
                 <w:strike w:val="false"/>
-                <w:sz w:val="20"/>
-                <w:szCs w:val="20"/>
+                <w:sz w:val="18"/>
+                <w:szCs w:val="18"/>
                 <w:color w:val="000000"/>
               </w:rPr>
             </w:pPr>
@@ -2095,8 +2094,8 @@
                 <w:b w:val="false"/>
                 <w:u w:val="none"/>
                 <w:strike w:val="false"/>
-                <w:sz w:val="20"/>
-                <w:szCs w:val="20"/>
+                <w:sz w:val="18"/>
+                <w:szCs w:val="18"/>
                 <w:color w:val="000000"/>
               </w:rPr>
               <w:t xml:space="preserve"/>
@@ -2144,8 +2143,8 @@
                 <w:b w:val="false"/>
                 <w:u w:val="none"/>
                 <w:strike w:val="false"/>
-                <w:sz w:val="18"/>
-                <w:szCs w:val="18"/>
+                <w:sz w:val="16"/>
+                <w:szCs w:val="16"/>
                 <w:color w:val="000000"/>
               </w:rPr>
             </w:pPr>
@@ -2156,8 +2155,8 @@
                 <w:b w:val="false"/>
                 <w:u w:val="none"/>
                 <w:strike w:val="false"/>
-                <w:sz w:val="18"/>
-                <w:szCs w:val="18"/>
+                <w:sz w:val="16"/>
+                <w:szCs w:val="16"/>
                 <w:color w:val="000000"/>
               </w:rPr>
               <w:t xml:space="preserve">+ p &lt; .10, * p &lt; .05, ** p &lt; .01, *** p &lt; .001</w:t>
@@ -2167,7 +2166,7 @@
       </w:tr>
     </w:tbl>
     <w:sectPr>
-      <w:pgMar w:header="708" w:bottom="1417" w:top="1417" w:right="1417" w:left="1417" w:footer="708" w:gutter="0"/>
+      <w:pgMar w:header="850" w:bottom="1134" w:top="1701" w:right="1417" w:left="1417" w:footer="709" w:gutter="0"/>
       <w:pgSz w:h="16838" w:w="11906" w:orient="portrait"/>
       <w:type w:val="continuous"/>
       <w:cols/>
